--- a/_extensions/response-letter/reference.docx
+++ b/_extensions/response-letter/reference.docx
@@ -381,9 +381,13 @@
       </w:r>
     </w:p>
     <w:sectPr>
+      <w:headerReference w:type="default" r:id="rIdRLhdr"/>
+      <w:headerReference w:type="first" r:id="rIdRLhdrFirst"/>
+      <w:footerReference w:type="default" r:id="rIdRLftr"/>
       <w:footnotePr>
         <w:numRestart w:val="eachSect"/>
       </w:footnotePr>
+      <w:titlePg/>
     </w:sectPr>
   </w:body>
 </w:document>
@@ -393,6 +397,22 @@
 <w:comments xmlns:w="http://schemas.openxmlformats.org/wordprocessingml/2006/main" xmlns:m="http://schemas.openxmlformats.org/officeDocument/2006/math" xmlns:r="http://schemas.openxmlformats.org/officeDocument/2006/relationships" xmlns:o="urn:schemas-microsoft-com:office:office" xmlns:v="urn:schemas-microsoft-com:vml" xmlns:w10="urn:schemas-microsoft-com:office:word" xmlns:a="http://schemas.openxmlformats.org/drawingml/2006/main" xmlns:pic="http://schemas.openxmlformats.org/drawingml/2006/picture" xmlns:wp="http://schemas.openxmlformats.org/drawingml/2006/wordprocessingDrawing"/>
 </file>
 
+<file path=word/footer1.xml><?xml version="1.0" encoding="utf-8"?>
+<w:ftr xmlns:w="http://schemas.openxmlformats.org/wordprocessingml/2006/main" xmlns:r="http://schemas.openxmlformats.org/officeDocument/2006/relationships">
+  <w:p>
+    <w:pPr>
+      <w:pStyle w:val="Footer"/>
+      <w:jc w:val="center"/>
+    </w:pPr>
+    <w:fldSimple w:instr=" PAGE \* MERGEFORMAT ">
+      <w:r>
+        <w:t>1</w:t>
+      </w:r>
+    </w:fldSimple>
+  </w:p>
+</w:ftr>
+</file>
+
 <file path=word/footnotes.xml><?xml version="1.0" encoding="utf-8"?>
 <w:footnotes xmlns:w="http://schemas.openxmlformats.org/wordprocessingml/2006/main" xmlns:m="http://schemas.openxmlformats.org/officeDocument/2006/math" xmlns:r="http://schemas.openxmlformats.org/officeDocument/2006/relationships" xmlns:o="urn:schemas-microsoft-com:office:office" xmlns:v="urn:schemas-microsoft-com:vml" xmlns:w10="urn:schemas-microsoft-com:office:word" xmlns:a="http://schemas.openxmlformats.org/drawingml/2006/main" xmlns:pic="http://schemas.openxmlformats.org/drawingml/2006/picture" xmlns:wp="http://schemas.openxmlformats.org/drawingml/2006/wordprocessingDrawing">
   <w:footnote w:type="continuationSeparator" w:id="0">
@@ -429,6 +449,43 @@
     </w:p>
   </w:footnote>
 </w:footnotes>
+</file>
+
+<file path=word/header1.xml><?xml version="1.0" encoding="utf-8"?>
+<w:hdr xmlns:w="http://schemas.openxmlformats.org/wordprocessingml/2006/main" xmlns:r="http://schemas.openxmlformats.org/officeDocument/2006/relationships">
+  <w:p>
+    <w:pPr>
+      <w:pStyle w:val="Header"/>
+    </w:pPr>
+    <w:fldSimple w:instr=" TITLE \* MERGEFORMAT ">
+      <w:r>
+        <w:rPr>
+          <w:i/>
+        </w:rPr>
+        <w:t>Response to Reviewers</w:t>
+      </w:r>
+    </w:fldSimple>
+    <w:r>
+      <w:tab/>
+      <w:tab/>
+    </w:r>
+    <w:fldSimple w:instr=" STYLEREF &quot;Heading 1&quot; \* MERGEFORMAT ">
+      <w:r>
+        <w:t>Reviewer 1</w:t>
+      </w:r>
+    </w:fldSimple>
+  </w:p>
+</w:hdr>
+</file>
+
+<file path=word/header2.xml><?xml version="1.0" encoding="utf-8"?>
+<w:hdr xmlns:w="http://schemas.openxmlformats.org/wordprocessingml/2006/main" xmlns:r="http://schemas.openxmlformats.org/officeDocument/2006/relationships">
+  <w:p>
+    <w:pPr>
+      <w:pStyle w:val="Header"/>
+    </w:pPr>
+  </w:p>
+</w:hdr>
 </file>
 
 <file path=word/numbering.xml><?xml version="1.0" encoding="utf-8"?>
@@ -1233,6 +1290,15 @@
       <w:i/>
     </w:rPr>
   </w:style>
+  <w:style w:type="paragraph" w:customStyle="1" w:styleId="ResponseCommentList">
+    <w:name w:val="Response Comment List"/>
+    <w:basedOn w:val="ResponseComment"/>
+    <w:qFormat/>
+    <w:pPr>
+      <w:spacing w:before="20" w:after="40"/>
+      <w:ind w:left="425" w:right="113" w:hanging="255"/>
+    </w:pPr>
+  </w:style>
   <w:style w:type="paragraph" w:customStyle="1" w:styleId="ResponseReply">
     <w:name w:val="Response Reply"/>
     <w:basedOn w:val="BodyText"/>
@@ -1241,9 +1307,18 @@
       <w:pBdr>
         <w:left w:val="single" w:sz="18" w:space="4" w:color="1E90FF"/>
       </w:pBdr>
-      <w:shd w:val="clear" w:color="auto" w:fill="F6FAFF"/>
+      <w:shd w:val="clear" w:color="auto" w:fill="F6FBFF"/>
       <w:spacing w:before="40" w:after="120"/>
       <w:ind w:left="170" w:right="113"/>
+    </w:pPr>
+  </w:style>
+  <w:style w:type="paragraph" w:customStyle="1" w:styleId="ResponseReplyList">
+    <w:name w:val="Response Reply List"/>
+    <w:basedOn w:val="ResponseReply"/>
+    <w:qFormat/>
+    <w:pPr>
+      <w:spacing w:before="20" w:after="40"/>
+      <w:ind w:left="425" w:right="113" w:hanging="255"/>
     </w:pPr>
   </w:style>
   <w:style w:type="paragraph" w:customStyle="1" w:styleId="ResponseChanges">
@@ -1254,9 +1329,18 @@
       <w:pBdr>
         <w:left w:val="single" w:sz="18" w:space="4" w:color="8FBC8F"/>
       </w:pBdr>
-      <w:shd w:val="clear" w:color="auto" w:fill="F1F7F1"/>
+      <w:shd w:val="clear" w:color="auto" w:fill="F2F7F2"/>
       <w:spacing w:before="40" w:after="120"/>
       <w:ind w:left="170" w:right="113"/>
+    </w:pPr>
+  </w:style>
+  <w:style w:type="paragraph" w:customStyle="1" w:styleId="ResponseChangesList">
+    <w:name w:val="Response Changes List"/>
+    <w:basedOn w:val="ResponseChanges"/>
+    <w:qFormat/>
+    <w:pPr>
+      <w:spacing w:before="20" w:after="40"/>
+      <w:ind w:left="425" w:right="113" w:hanging="255"/>
     </w:pPr>
   </w:style>
   <w:style w:type="paragraph" w:customStyle="1" w:styleId="ResponseQuote">
@@ -1267,9 +1351,18 @@
       <w:pBdr>
         <w:left w:val="single" w:sz="24" w:space="4" w:color="696969"/>
       </w:pBdr>
-      <w:shd w:val="clear" w:color="auto" w:fill="F5F5F5"/>
+      <w:shd w:val="clear" w:color="auto" w:fill="F4F4F4"/>
       <w:spacing w:before="40" w:after="120"/>
       <w:ind w:left="170" w:right="113"/>
+    </w:pPr>
+  </w:style>
+  <w:style w:type="paragraph" w:customStyle="1" w:styleId="ResponseQuoteList">
+    <w:name w:val="Response Quote List"/>
+    <w:basedOn w:val="ResponseQuote"/>
+    <w:qFormat/>
+    <w:pPr>
+      <w:spacing w:before="20" w:after="40"/>
+      <w:ind w:left="425" w:right="113" w:hanging="255"/>
     </w:pPr>
   </w:style>
 </w:styles>
